--- a/Introduccion a la Ingenieria/Kit docente/Clase 2/Solucion Taller Clase 2 - Linea de tiempo del periodo.docx
+++ b/Introduccion a la Ingenieria/Kit docente/Clase 2/Solucion Taller Clase 2 - Linea de tiempo del periodo.docx
@@ -1390,7 +1390,7 @@
           <w:color w:val="4A4A49"/>
           <w:sz w:val="22"/>
         </w:rPr>
-        <w:t xml:space="preserve"> Hitos esperables: ENIAC (1945), arquitectura de von Neumann (1945), el primer «bug» documentado de Grace Hopper y su trabajo en compiladores, Fortran (1957). Lo que </w:t>
+        <w:t xml:space="preserve"> Hitos esperados: ENIAC (1945), arquitectura de von Neumann (1945), el primer «bug» documentado de Grace Hopper y su trabajo en compiladores, Fortran (1957). Lo que </w:t>
       </w:r>
       <w:r>
         <w:rPr>
@@ -1440,7 +1440,7 @@
           <w:color w:val="4A4A49"/>
           <w:sz w:val="22"/>
         </w:rPr>
-        <w:t xml:space="preserve"> Hitos esperables: el computador personal (Apple II 1977, IBM PC 1981), las primeras bases de datos relacionales comerciales sobre el modelo de Codd, el modelo en espiral de Boehm (1988), la aparición de los estándares IEEE de software. Lo que </w:t>
+        <w:t xml:space="preserve"> Hitos esperados: el computador personal (Apple II 1977, IBM PC 1981), las primeras bases de datos relacionales comerciales sobre el modelo de Codd, el modelo en espiral de Boehm (1988), la aparición de los estándares IEEE de software. Lo que </w:t>
       </w:r>
       <w:r>
         <w:rPr>
@@ -1490,7 +1490,7 @@
           <w:color w:val="4A4A49"/>
           <w:sz w:val="22"/>
         </w:rPr>
-        <w:t xml:space="preserve"> Hitos esperables: la web (1991), Linux (1991), los patrones de diseño (1994), el Manifiesto Ágil (2001). Lo que </w:t>
+        <w:t xml:space="preserve"> Hitos esperados: la web (1991), Linux (1991), los patrones de diseño (1994), el Manifiesto Ágil (2001). Lo que </w:t>
       </w:r>
       <w:r>
         <w:rPr>
@@ -1540,7 +1540,7 @@
           <w:color w:val="4A4A49"/>
           <w:sz w:val="22"/>
         </w:rPr>
-        <w:t xml:space="preserve"> Hitos esperables: la nube como servicio por horas (AWS, 2006), el teléfono inteligente como plataforma (2007–2008), DevOps y la entrega continua, la IA generativa en producción (2022 en adelante). Lo que </w:t>
+        <w:t xml:space="preserve"> Hitos esperados: la nube como servicio por horas (AWS, 2006), el teléfono inteligente como plataforma (2007–2008), DevOps y la entrega continua, la IA generativa en producción (2022 en adelante). Lo que </w:t>
       </w:r>
       <w:r>
         <w:rPr>
